--- a/8.Cloud-cluster-provisioning-EKS/part2/Test.docx
+++ b/8.Cloud-cluster-provisioning-EKS/part2/Test.docx
@@ -46,6 +46,9 @@
     </w:p>
     <w:p>
       <w:r>
+        <w:rPr>
+          <w:noProof/>
+        </w:rPr>
         <w:drawing>
           <wp:inline distT="0" distB="0" distL="0" distR="0" wp14:anchorId="437DE08A" wp14:editId="32B30937">
             <wp:extent cx="5760720" cy="2051685"/>
@@ -71,6 +74,133 @@
                     <a:xfrm>
                       <a:off x="0" y="0"/>
                       <a:ext cx="5760720" cy="2051685"/>
+                    </a:xfrm>
+                    <a:prstGeom prst="rect">
+                      <a:avLst/>
+                    </a:prstGeom>
+                  </pic:spPr>
+                </pic:pic>
+              </a:graphicData>
+            </a:graphic>
+          </wp:inline>
+        </w:drawing>
+      </w:r>
+    </w:p>
+    <w:p/>
+    <w:p/>
+    <w:p>
+      <w:r>
+        <w:t>PART 3</w:t>
+      </w:r>
+    </w:p>
+    <w:p>
+      <w:r>
+        <w:drawing>
+          <wp:inline distT="0" distB="0" distL="0" distR="0" wp14:anchorId="21DA2956" wp14:editId="1FDB898C">
+            <wp:extent cx="5760720" cy="1149350"/>
+            <wp:effectExtent l="0" t="0" r="0" b="0"/>
+            <wp:docPr id="1318433778" name="Obraz 1"/>
+            <wp:cNvGraphicFramePr>
+              <a:graphicFrameLocks xmlns:a="http://schemas.openxmlformats.org/drawingml/2006/main" noChangeAspect="1"/>
+            </wp:cNvGraphicFramePr>
+            <a:graphic xmlns:a="http://schemas.openxmlformats.org/drawingml/2006/main">
+              <a:graphicData uri="http://schemas.openxmlformats.org/drawingml/2006/picture">
+                <pic:pic xmlns:pic="http://schemas.openxmlformats.org/drawingml/2006/picture">
+                  <pic:nvPicPr>
+                    <pic:cNvPr id="1318433778" name=""/>
+                    <pic:cNvPicPr/>
+                  </pic:nvPicPr>
+                  <pic:blipFill>
+                    <a:blip r:embed="rId6"/>
+                    <a:stretch>
+                      <a:fillRect/>
+                    </a:stretch>
+                  </pic:blipFill>
+                  <pic:spPr>
+                    <a:xfrm>
+                      <a:off x="0" y="0"/>
+                      <a:ext cx="5760720" cy="1149350"/>
+                    </a:xfrm>
+                    <a:prstGeom prst="rect">
+                      <a:avLst/>
+                    </a:prstGeom>
+                  </pic:spPr>
+                </pic:pic>
+              </a:graphicData>
+            </a:graphic>
+          </wp:inline>
+        </w:drawing>
+      </w:r>
+    </w:p>
+    <w:p>
+      <w:r>
+        <w:drawing>
+          <wp:inline distT="0" distB="0" distL="0" distR="0" wp14:anchorId="5F1CB6E3" wp14:editId="79D87CF4">
+            <wp:extent cx="5760720" cy="1678305"/>
+            <wp:effectExtent l="0" t="0" r="0" b="0"/>
+            <wp:docPr id="417079922" name="Obraz 1"/>
+            <wp:cNvGraphicFramePr>
+              <a:graphicFrameLocks xmlns:a="http://schemas.openxmlformats.org/drawingml/2006/main" noChangeAspect="1"/>
+            </wp:cNvGraphicFramePr>
+            <a:graphic xmlns:a="http://schemas.openxmlformats.org/drawingml/2006/main">
+              <a:graphicData uri="http://schemas.openxmlformats.org/drawingml/2006/picture">
+                <pic:pic xmlns:pic="http://schemas.openxmlformats.org/drawingml/2006/picture">
+                  <pic:nvPicPr>
+                    <pic:cNvPr id="417079922" name=""/>
+                    <pic:cNvPicPr/>
+                  </pic:nvPicPr>
+                  <pic:blipFill>
+                    <a:blip r:embed="rId7"/>
+                    <a:stretch>
+                      <a:fillRect/>
+                    </a:stretch>
+                  </pic:blipFill>
+                  <pic:spPr>
+                    <a:xfrm>
+                      <a:off x="0" y="0"/>
+                      <a:ext cx="5760720" cy="1678305"/>
+                    </a:xfrm>
+                    <a:prstGeom prst="rect">
+                      <a:avLst/>
+                    </a:prstGeom>
+                  </pic:spPr>
+                </pic:pic>
+              </a:graphicData>
+            </a:graphic>
+          </wp:inline>
+        </w:drawing>
+      </w:r>
+    </w:p>
+    <w:p/>
+    <w:p/>
+    <w:p/>
+    <w:p>
+      <w:r>
+        <w:drawing>
+          <wp:inline distT="0" distB="0" distL="0" distR="0" wp14:anchorId="33A52C4D" wp14:editId="629F4834">
+            <wp:extent cx="5760720" cy="3442970"/>
+            <wp:effectExtent l="0" t="0" r="0" b="5080"/>
+            <wp:docPr id="363013519" name="Obraz 1"/>
+            <wp:cNvGraphicFramePr>
+              <a:graphicFrameLocks xmlns:a="http://schemas.openxmlformats.org/drawingml/2006/main" noChangeAspect="1"/>
+            </wp:cNvGraphicFramePr>
+            <a:graphic xmlns:a="http://schemas.openxmlformats.org/drawingml/2006/main">
+              <a:graphicData uri="http://schemas.openxmlformats.org/drawingml/2006/picture">
+                <pic:pic xmlns:pic="http://schemas.openxmlformats.org/drawingml/2006/picture">
+                  <pic:nvPicPr>
+                    <pic:cNvPr id="363013519" name=""/>
+                    <pic:cNvPicPr/>
+                  </pic:nvPicPr>
+                  <pic:blipFill>
+                    <a:blip r:embed="rId8"/>
+                    <a:stretch>
+                      <a:fillRect/>
+                    </a:stretch>
+                  </pic:blipFill>
+                  <pic:spPr>
+                    <a:xfrm>
+                      <a:off x="0" y="0"/>
+                      <a:ext cx="5760720" cy="3442970"/>
                     </a:xfrm>
                     <a:prstGeom prst="rect">
                       <a:avLst/>

--- a/8.Cloud-cluster-provisioning-EKS/part2/Test.docx
+++ b/8.Cloud-cluster-provisioning-EKS/part2/Test.docx
@@ -95,6 +95,9 @@
     </w:p>
     <w:p>
       <w:r>
+        <w:rPr>
+          <w:noProof/>
+        </w:rPr>
         <w:drawing>
           <wp:inline distT="0" distB="0" distL="0" distR="0" wp14:anchorId="21DA2956" wp14:editId="1FDB898C">
             <wp:extent cx="5760720" cy="1149350"/>
@@ -134,6 +137,9 @@
     </w:p>
     <w:p>
       <w:r>
+        <w:rPr>
+          <w:noProof/>
+        </w:rPr>
         <w:drawing>
           <wp:inline distT="0" distB="0" distL="0" distR="0" wp14:anchorId="5F1CB6E3" wp14:editId="79D87CF4">
             <wp:extent cx="5760720" cy="1678305"/>
@@ -176,6 +182,9 @@
     <w:p/>
     <w:p>
       <w:r>
+        <w:rPr>
+          <w:noProof/>
+        </w:rPr>
         <w:drawing>
           <wp:inline distT="0" distB="0" distL="0" distR="0" wp14:anchorId="33A52C4D" wp14:editId="629F4834">
             <wp:extent cx="5760720" cy="3442970"/>
@@ -211,6 +220,18 @@
             </a:graphic>
           </wp:inline>
         </w:drawing>
+      </w:r>
+    </w:p>
+    <w:p/>
+    <w:p>
+      <w:r>
+        <w:t>Explain in your own words why using private addressing and keeping all cluster nodes without public IPs is considered a DevOps best practice.</w:t>
+      </w:r>
+    </w:p>
+    <w:p/>
+    <w:p>
+      <w:r>
+        <w:t>It is all about security. When infrastructure doesnt have public ips then its not reachable from outside which significantly reduces the possible attack surface. In this example EKS is only allowed for outbound traffic through NAT gateways and only inbound traffic allowed is through bastion instance.  This is the principle of least privilage.</w:t>
       </w:r>
     </w:p>
     <w:sectPr>
@@ -826,7 +847,6 @@
   <w:style w:type="character" w:default="1" w:styleId="Domylnaczcionkaakapitu">
     <w:name w:val="Default Paragraph Font"/>
     <w:uiPriority w:val="1"/>
-    <w:semiHidden/>
     <w:unhideWhenUsed/>
   </w:style>
   <w:style w:type="table" w:default="1" w:styleId="Standardowy">
